--- a/Coding II/Unit 4 - File I/O & Data Processing/Daily Lesson Plans/Word/Day 8.docx
+++ b/Coding II/Unit 4 - File I/O & Data Processing/Daily Lesson Plans/Word/Day 8.docx
@@ -4,215 +4,279 @@
   <w:body>
     <w:p>
       <w:pPr>
+        <w:pStyle w:val="Heading 1"/>
         <w:spacing w:after="100"/>
       </w:pPr>
       <w:r>
-        <w:rPr>
-          <w:b/>
-          <w:bCs/>
-        </w:rPr>
-        <w:t xml:space="preserve">Learning Target:</w:t>
-      </w:r>
-      <w:r>
-        <w:t xml:space="preserve"> TBD</w:t>
+        <w:t xml:space="preserve">Course: Coding II | Unit 4: File I/O &amp; Data Processing | Day 8: Computing Statistics</w:t>
+      </w:r>
+    </w:p>
+    <w:p>
+      <w:pPr>
+        <w:spacing w:after="400"/>
+      </w:pPr>
+      <w:r>
+        <w:t xml:space="preserve">Duration: 60 minutes | TN Standard: 9-12.CCI.3</w:t>
+      </w:r>
+    </w:p>
+    <w:p>
+      <w:pPr>
+        <w:pStyle w:val="Heading1"/>
+        <w:spacing w:after="200"/>
+      </w:pPr>
+      <w:r>
+        <w:t xml:space="preserve">Learning Objective</w:t>
+      </w:r>
+    </w:p>
+    <w:p>
+      <w:pPr>
+        <w:spacing w:after="400"/>
+      </w:pPr>
+      <w:r>
+        <w:t xml:space="preserve">I can calculate statistics from file data.</w:t>
+      </w:r>
+    </w:p>
+    <w:p>
+      <w:pPr>
+        <w:pStyle w:val="Heading1"/>
+        <w:spacing w:after="200"/>
+      </w:pPr>
+      <w:r>
+        <w:t xml:space="preserve">Materials Needed</w:t>
+      </w:r>
+    </w:p>
+    <w:p>
+      <w:pPr>
+        <w:spacing w:line="240"/>
+      </w:pPr>
+      <w:r>
+        <w:t xml:space="preserve">Python IDE (VS Code, PyCharm, or Replit)</w:t>
+      </w:r>
+    </w:p>
+    <w:p>
+      <w:pPr>
+        <w:spacing w:line="240"/>
+      </w:pPr>
+      <w:r>
+        <w:t xml:space="preserve">Computers with Python 3.8+</w:t>
+      </w:r>
+    </w:p>
+    <w:p>
+      <w:pPr>
+        <w:spacing w:after="400" w:line="240"/>
+      </w:pPr>
+      <w:r>
+        <w:t xml:space="preserve">Practice problem handout</w:t>
+      </w:r>
+    </w:p>
+    <w:p>
+      <w:pPr>
+        <w:pStyle w:val="Heading1"/>
+        <w:spacing w:after="200"/>
+      </w:pPr>
+      <w:r>
+        <w:t xml:space="preserve">Lesson Sequence (60 minutes)</w:t>
+      </w:r>
+    </w:p>
+    <w:p>
+      <w:pPr>
+        <w:pStyle w:val="Heading2"/>
+        <w:spacing w:after="200"/>
+      </w:pPr>
+      <w:r>
+        <w:t xml:space="preserve">Warm-Up (10 minutes)</w:t>
+      </w:r>
+    </w:p>
+    <w:p>
+      <w:pPr>
+        <w:spacing w:after="400"/>
+      </w:pPr>
+      <w:r>
+        <w:t xml:space="preserve">Review: Connect today's lesson on Computing Statistics to prior knowledge. Ask students: "Have you seen this pattern before? Where might this be useful?"</w:t>
+      </w:r>
+    </w:p>
+    <w:p>
+      <w:pPr>
+        <w:pStyle w:val="Heading2"/>
+        <w:spacing w:after="200"/>
+      </w:pPr>
+      <w:r>
+        <w:t xml:space="preserve">Direct Instruction (15 minutes)</w:t>
+      </w:r>
+    </w:p>
+    <w:p>
+      <w:pPr>
+        <w:spacing w:after="200"/>
+      </w:pPr>
+      <w:r>
+        <w:t xml:space="preserve">Introduce the key concepts of Computing Statistics. Explain the "why" and "when to use" this approach.</w:t>
       </w:r>
     </w:p>
     <w:p>
       <w:pPr>
         <w:pStyle w:val="Heading3"/>
         <w:spacing w:after="100"/>
-        <w:jc w:val="left"/>
-      </w:pPr>
-      <w:r>
-        <w:t xml:space="preserve">Key Concepts</w:t>
-      </w:r>
-    </w:p>
-    <w:p>
-      <w:pPr>
-        <w:pStyle w:val="Heading3"/>
-        <w:spacing w:after="100"/>
-        <w:jc w:val="left"/>
-      </w:pPr>
-      <w:r>
-        <w:t xml:space="preserve">Code Examples</w:t>
-      </w:r>
-    </w:p>
-    <w:p>
-      <w:pPr>
-        <w:spacing w:after="100"/>
-      </w:pPr>
-      <w:r>
-        <w:t xml:space="preserve"># Examples here</w:t>
+      </w:pPr>
+      <w:r>
+        <w:t xml:space="preserve">Code Example 1:</w:t>
+      </w:r>
+    </w:p>
+    <w:p>
+      <w:pPr>
+        <w:pStyle w:val="List Bullet"/>
+        <w:pBdr>
+          <w:top w:val="single" w:color="000000" w:sz="6" w:space="1"/>
+          <w:bottom w:val="single" w:color="000000" w:sz="6" w:space="1"/>
+          <w:left w:val="single" w:color="000000" w:sz="6" w:space="1"/>
+          <w:right w:val="single" w:color="000000" w:sz="6" w:space="1"/>
+        </w:pBdr>
+        <w:spacing w:after="200"/>
+      </w:pPr>
+      <w:r>
+        <w:t xml:space="preserve">def analyze_numbers(numbers):
+    # Mean
+    mean = sum(numbers) / len(numbers)
+    # Median (middle value)
+    sorted_nums = sorted(numbers)
+    n = len(sorted_nums)
+    median = sorted_nums[n // 2] if n % 2 else (sorted_nums[n//2 - 1] + sorted_nums[n//2]) / 2
+    # Mode (most frequent)
+    from collections import Counter
+    mode = Counter(numbers).most_common(1)[0][0]
+    # Min/Max
+    min_val = min(numbers)
+    max_val = max(numbers)
+    # Range
+    range_val = max_val - min_val
+    return {"mean": mean, "median": median, "mode": mode, "min": min_val, "max": max_val, "range": range_val}
+# Using with files
+import csv
+grades = []
+with open("grades.csv", "r") as f:
+    reader = csv.DictReader(f)
+    for row in reader:
+        grades.append(float(row["Grade"]))
+stats = analyze_numbers(grades)
+print(f"Average: {stats['mean']:.2f}")
+print(f"Median: {stats['median']:.2f}")</w:t>
+      </w:r>
+    </w:p>
+    <w:p/>
+    <w:p>
+      <w:pPr>
+        <w:pStyle w:val="Heading2"/>
+        <w:spacing w:after="200"/>
+      </w:pPr>
+      <w:r>
+        <w:t xml:space="preserve">Guided Practice (15 minutes)</w:t>
+      </w:r>
+    </w:p>
+    <w:p>
+      <w:pPr>
+        <w:spacing w:after="400"/>
+      </w:pPr>
+      <w:r>
+        <w:t xml:space="preserve">Work through practice problems together as a class. Model the thinking process step-by-step. Have students code along at their computers.</w:t>
+      </w:r>
+    </w:p>
+    <w:p>
+      <w:pPr>
+        <w:pStyle w:val="Heading2"/>
+        <w:spacing w:after="200"/>
+      </w:pPr>
+      <w:r>
+        <w:t xml:space="preserve">Independent Practice (15 minutes)</w:t>
+      </w:r>
+    </w:p>
+    <w:p>
+      <w:pPr>
+        <w:spacing w:after="200"/>
+      </w:pPr>
+      <w:r>
+        <w:t xml:space="preserve">Students work on practice problems individually:</w:t>
+      </w:r>
+    </w:p>
+    <w:p>
+      <w:pPr>
+        <w:spacing w:after="400"/>
+      </w:pPr>
+      <w:r>
+        <w:t xml:space="preserve">Circulate to provide support and check for understanding.</w:t>
+      </w:r>
+    </w:p>
+    <w:p>
+      <w:pPr>
+        <w:pStyle w:val="Heading2"/>
+        <w:spacing w:after="200"/>
+      </w:pPr>
+      <w:r>
+        <w:t xml:space="preserve">Closure / Exit Ticket (5 minutes)</w:t>
+      </w:r>
+    </w:p>
+    <w:p>
+      <w:pPr>
+        <w:spacing w:after="400"/>
+      </w:pPr>
+      <w:r>
+        <w:t xml:space="preserve">Ask students: "What is one challenge you faced today? How could you solve it?" or "Explain today's main concept to a partner."</w:t>
       </w:r>
     </w:p>
     <w:p>
       <w:pPr>
         <w:pStyle w:val="Heading1"/>
         <w:spacing w:after="200"/>
-        <w:jc w:val="left"/>
-      </w:pPr>
-      <w:r>
-        <w:t xml:space="preserve">Day 8: Data Analysis Basics</w:t>
-      </w:r>
-    </w:p>
-    <w:p>
-      <w:pPr>
-        <w:spacing w:after="100"/>
-      </w:pPr>
-    </w:p>
-    <w:p>
-      <w:pPr>
-        <w:spacing w:after="100"/>
-      </w:pPr>
-      <w:r>
-        <w:t xml:space="preserve">### Guided Practice</w:t>
-      </w:r>
-    </w:p>
-    <w:p>
-      <w:pPr>
-        <w:spacing w:after="100"/>
-      </w:pPr>
-    </w:p>
-    <w:p>
-      <w:pPr>
-        <w:spacing w:after="100"/>
-      </w:pPr>
-      <w:r>
-        <w:t xml:space="preserve">### Practice Problems</w:t>
-      </w:r>
-    </w:p>
-    <w:p>
-      <w:pPr>
-        <w:spacing w:after="100"/>
-      </w:pPr>
-    </w:p>
-    <w:p>
-      <w:pPr>
-        <w:spacing w:after="100"/>
-      </w:pPr>
-      <w:r>
-        <w:t xml:space="preserve">&lt;details&gt;</w:t>
-      </w:r>
-    </w:p>
-    <w:p>
-      <w:pPr>
-        <w:spacing w:after="100"/>
-      </w:pPr>
-      <w:r>
-        <w:t xml:space="preserve">&lt;summary&gt;✅ Sample Answers&lt;/summary&gt;</w:t>
-      </w:r>
-    </w:p>
-    <w:p>
-      <w:pPr>
-        <w:spacing w:after="100"/>
-      </w:pPr>
-    </w:p>
-    <w:p>
-      <w:pPr>
-        <w:pStyle w:val="Heading3"/>
-        <w:spacing w:after="100"/>
-        <w:jc w:val="left"/>
-      </w:pPr>
-      <w:r>
-        <w:t xml:space="preserve">Guided Practice</w:t>
-      </w:r>
-    </w:p>
-    <w:p>
-      <w:pPr>
-        <w:pStyle w:val="Heading3"/>
-        <w:spacing w:after="100"/>
-        <w:jc w:val="left"/>
-      </w:pPr>
-      <w:r>
-        <w:t xml:space="preserve">Practice Problems</w:t>
-      </w:r>
-    </w:p>
-    <w:p>
-      <w:pPr>
-        <w:spacing w:after="100"/>
-      </w:pPr>
-      <w:r>
-        <w:t xml:space="preserve">&lt;details&gt;
-&lt;summary&gt;✅ Sample Answers&lt;/summary&gt;</w:t>
-      </w:r>
-    </w:p>
-    <w:p>
-      <w:pPr>
-        <w:spacing w:after="100"/>
-      </w:pPr>
-      <w:r>
-        <w:t xml:space="preserve"># Examples here</w:t>
+      </w:pPr>
+      <w:r>
+        <w:t xml:space="preserve">Differentiation</w:t>
+      </w:r>
+    </w:p>
+    <w:p>
+      <w:pPr>
+        <w:spacing w:after="200"/>
+      </w:pPr>
+      <w:r>
+        <w:t xml:space="preserve">For Students Needing Support: Provide simplified problem templates with blanks to fill in. Pair with peer mentor.</w:t>
+      </w:r>
+    </w:p>
+    <w:p>
+      <w:pPr>
+        <w:spacing w:after="400"/>
+      </w:pPr>
+      <w:r>
+        <w:t xml:space="preserve">For Students Ready for Challenge: Introduce advanced variations of the problem. Have them explain their solution to classmates.</w:t>
       </w:r>
     </w:p>
     <w:p>
       <w:pPr>
         <w:pStyle w:val="Heading1"/>
         <w:spacing w:after="200"/>
-        <w:jc w:val="left"/>
-      </w:pPr>
-      <w:r>
-        <w:t xml:space="preserve">Examples here</w:t>
-      </w:r>
-    </w:p>
-    <w:p>
-      <w:pPr>
-        <w:spacing w:after="100"/>
-      </w:pPr>
-    </w:p>
-    <w:p>
-      <w:pPr>
-        <w:spacing w:after="100"/>
-      </w:pPr>
-      <w:r>
-        <w:t xml:space="preserve">### Guided Practice</w:t>
-      </w:r>
-    </w:p>
-    <w:p>
-      <w:pPr>
-        <w:spacing w:after="100"/>
-      </w:pPr>
-    </w:p>
-    <w:p>
-      <w:pPr>
-        <w:spacing w:after="100"/>
-      </w:pPr>
-      <w:r>
-        <w:t xml:space="preserve">### Practice Problems</w:t>
-      </w:r>
-    </w:p>
-    <w:p>
-      <w:pPr>
-        <w:spacing w:after="100"/>
-      </w:pPr>
-    </w:p>
-    <w:p>
-      <w:pPr>
-        <w:spacing w:after="100"/>
-      </w:pPr>
-      <w:r>
-        <w:t xml:space="preserve">&lt;details&gt;</w:t>
-      </w:r>
-    </w:p>
-    <w:p>
-      <w:pPr>
-        <w:spacing w:after="100"/>
-      </w:pPr>
-      <w:r>
-        <w:t xml:space="preserve">&lt;summary&gt;✅ Sample Answers&lt;/summary&gt;</w:t>
-      </w:r>
-    </w:p>
-    <w:p>
-      <w:pPr>
-        <w:spacing w:after="100"/>
-      </w:pPr>
-    </w:p>
-    <w:p>
-      <w:pPr>
-        <w:spacing w:after="100"/>
-      </w:pPr>
-      <w:r>
-        <w:t xml:space="preserve">&lt;/details&gt;
----</w:t>
+      </w:pPr>
+      <w:r>
+        <w:t xml:space="preserve">Teacher Notes</w:t>
+      </w:r>
+    </w:p>
+    <w:p>
+      <w:pPr>
+        <w:spacing w:after="200"/>
+      </w:pPr>
+      <w:r>
+        <w:t xml:space="preserve">_________________________________________________________________</w:t>
+      </w:r>
+    </w:p>
+    <w:p>
+      <w:pPr>
+        <w:spacing w:after="200"/>
+      </w:pPr>
+      <w:r>
+        <w:t xml:space="preserve">_________________________________________________________________</w:t>
+      </w:r>
+    </w:p>
+    <w:p>
+      <w:pPr>
+        <w:spacing w:after="400"/>
+      </w:pPr>
+      <w:r>
+        <w:t xml:space="preserve">_________________________________________________________________</w:t>
       </w:r>
     </w:p>
     <w:sectPr>
@@ -322,10 +386,7 @@
 <w:hdr xmlns:wpc="http://schemas.microsoft.com/office/word/2010/wordprocessingCanvas" xmlns:mc="http://schemas.openxmlformats.org/markup-compatibility/2006" xmlns:o="urn:schemas-microsoft-com:office:office" xmlns:r="http://schemas.openxmlformats.org/officeDocument/2006/relationships" xmlns:m="http://schemas.openxmlformats.org/officeDocument/2006/math" xmlns:v="urn:schemas-microsoft-com:vml" xmlns:wp14="http://schemas.microsoft.com/office/word/2010/wordprocessingDrawing" xmlns:wp="http://schemas.openxmlformats.org/drawingml/2006/wordprocessingDrawing" xmlns:w10="urn:schemas-microsoft-com:office:word" xmlns:w="http://schemas.openxmlformats.org/wordprocessingml/2006/main" xmlns:w14="http://schemas.microsoft.com/office/word/2010/wordml" xmlns:w15="http://schemas.microsoft.com/office/word/2012/wordml" xmlns:wpg="http://schemas.microsoft.com/office/word/2010/wordprocessingGroup" xmlns:wpi="http://schemas.microsoft.com/office/word/2010/wordprocessingInk" xmlns:wne="http://schemas.microsoft.com/office/word/2006/wordml" xmlns:wps="http://schemas.microsoft.com/office/word/2010/wordprocessingShape" xmlns:cx="http://schemas.microsoft.com/office/drawing/2014/chartex" xmlns:cx1="http://schemas.microsoft.com/office/drawing/2015/9/8/chartex" xmlns:cx2="http://schemas.microsoft.com/office/drawing/2015/10/21/chartex" xmlns:cx3="http://schemas.microsoft.com/office/drawing/2016/5/9/chartex" xmlns:cx4="http://schemas.microsoft.com/office/drawing/2016/5/10/chartex" xmlns:cx5="http://schemas.microsoft.com/office/drawing/2016/5/11/chartex" xmlns:cx6="http://schemas.microsoft.com/office/drawing/2016/5/12/chartex" xmlns:cx7="http://schemas.microsoft.com/office/drawing/2016/5/13/chartex" xmlns:cx8="http://schemas.microsoft.com/office/drawing/2016/5/14/chartex" xmlns:w16cid="http://schemas.microsoft.com/office/word/2016/wordml/cid" xmlns:w16se="http://schemas.microsoft.com/office/word/2015/wordml/symex">
   <w:p>
     <w:pPr>
-      <w:pBdr>
-        <w:bottom w:val="single" w:color="000000" w:sz="6" w:space="1"/>
-      </w:pBdr>
-      <w:spacing w:after="100"/>
+      <w:jc w:val="center"/>
     </w:pPr>
     <w:r>
       <w:t xml:space="preserve">Coding II | Unit 4: File I/O &amp; Data Processing | Day 8</w:t>
